--- a/contracts/templates_pdf/template_domanda_ammissione_en.docx
+++ b/contracts/templates_pdf/template_domanda_ammissione_en.docx
@@ -1589,7 +1589,7 @@
           <w:sz w:val="20"/>
           <w:szCs w:val="20"/>
         </w:rPr>
-        <w:t xml:space="preserve">: {{ organizer_name or "VALET Società Responsabilità Limitata" }} </w:t>
+        <w:t xml:space="preserve">: {{ beneficiario }} </w:t>
       </w:r>
     </w:p>
     <w:p>

--- a/contracts/templates_pdf/template_domanda_ammissione_en.docx
+++ b/contracts/templates_pdf/template_domanda_ammissione_en.docx
@@ -1880,7 +1880,7 @@
           <w:sz w:val="20"/>
           <w:szCs w:val="20"/>
         </w:rPr>
-        <w:t xml:space="preserve">: Should the balance amount not be received by the set date, we shall consider ourselves free to assign the reserved space and services to others, without any possibility of recourse by the exhibitor.</w:t>
+        <w:t>: Should the balance amount not be received by the set date, we shall consider ourselves free to assign the reserved space and services to others, without any possibility of recourse by the Sponsor.</w:t>
       </w:r>
     </w:p>
     <w:p>
@@ -1929,7 +1929,7 @@
           <w:b w:val="0"/>
           <w:sz w:val="20"/>
         </w:rPr>
-        <w:t xml:space="preserve">Any withdrawal (and/or total and/or partial changes and/or cancellations of the booking) by the Exhibitor from participation in the Event, for any reason whatsoever, must be communicated by registered letter with return receipt or PEC (certified email) addressed to the Organizer at least 30 days before the start of the Event. {% if has_deposit %}In such case the Organizer shall be entitled to retain, by way of penalty, a sum equal to {{ penale_percent }}% of the total amount of this contract (corresponding to the security deposit/down payment).{% else %}In such case the Organizer shall be entitled to obtain, by way of penalty, a sum equal to {{ penale_percent }}% of the total amount of this contract, no later than 10 days from the date of cancellation.{% endif %} Should the withdrawal be received after the 30th day preceding the start of the Event, the Exhibitor shall be required to pay the full consideration under this contract.</w:t>
+        <w:t>Any withdrawal (and/or total and/or partial changes and/or cancellations of the booking) by the Sponsor from participation in the Event, for any reason whatsoever, must be communicated by registered letter with return receipt or PEC (certified email) addressed to the Organizing Secretariat at least 30 days before the start of the Event. {% if has_deposit %}In such case the Organizing Secretariat shall be entitled to retain, by way of penalty, a sum equal to {{ penale_percent }}% of the total amount of this contract (corresponding to the security deposit/down payment).{% else %}In such case the Organizing Secretariat shall be entitled to obtain, by way of penalty, a sum equal to {{ penale_percent }}% of the total amount of this contract, no later than 10 days from the date of cancellation.{% endif %} Should the withdrawal be received after the 30th day preceding the start of the Event, the Sponsor shall be required to pay the full consideration under this contract.</w:t>
       </w:r>
     </w:p>
     <w:p>
@@ -2006,6 +2006,7 @@
     </w:p>
     <w:sectPr>
       <w:headerReference w:type="default" r:id="rId8"/>
+      <w:footerReference w:type="default" r:id="rId11"/>
       <w:pgSz w:w="11906" w:h="16838"/>
       <w:pgMar w:top="1985" w:right="1134" w:bottom="1134" w:left="1134" w:header="426" w:footer="385" w:gutter="0"/>
       <w:pgNumType w:start="1"/>
@@ -2039,6 +2040,16 @@
     </w:p>
   </w:endnote>
 </w:endnotes>
+</file>
+
+<file path=word/footer1.xml><?xml version="1.0" encoding="utf-8"?>
+<w:ftr xmlns:m="http://schemas.openxmlformats.org/officeDocument/2006/math" xmlns:mc="http://schemas.openxmlformats.org/markup-compatibility/2006" xmlns:mo="http://schemas.microsoft.com/office/mac/office/2008/main" xmlns:mv="urn:schemas-microsoft-com:mac:vml" xmlns:o="urn:schemas-microsoft-com:office:office" xmlns:r="http://schemas.openxmlformats.org/officeDocument/2006/relationships" xmlns:v="urn:schemas-microsoft-com:vml" xmlns:w10="urn:schemas-microsoft-com:office:word" xmlns:w14="http://schemas.microsoft.com/office/word/2010/wordml" xmlns:w="http://schemas.openxmlformats.org/wordprocessingml/2006/main" xmlns:wne="http://schemas.microsoft.com/office/word/2006/wordml" xmlns:wp14="http://schemas.microsoft.com/office/word/2010/wordprocessingDrawing" xmlns:wp="http://schemas.openxmlformats.org/drawingml/2006/wordprocessingDrawing" xmlns:wpc="http://schemas.microsoft.com/office/word/2010/wordprocessingCanvas" xmlns:wpg="http://schemas.microsoft.com/office/word/2010/wordprocessingGroup" xmlns:wpi="http://schemas.microsoft.com/office/word/2010/wordprocessingInk" xmlns:wps="http://schemas.microsoft.com/office/word/2010/wordprocessingShape" mc:Ignorable="w14 wp14">
+  <w:p>
+    <w:pPr>
+      <w:pStyle w:val="Footer"/>
+    </w:pPr>
+  </w:p>
+</w:ftr>
 </file>
 
 <file path=word/footnotes.xml><?xml version="1.0" encoding="utf-8"?>

--- a/contracts/templates_pdf/template_domanda_ammissione_en.docx
+++ b/contracts/templates_pdf/template_domanda_ammissione_en.docx
@@ -1929,7 +1929,7 @@
           <w:b w:val="0"/>
           <w:sz w:val="20"/>
         </w:rPr>
-        <w:t>Any withdrawal (and/or total and/or partial changes and/or cancellations of the booking) by the Sponsor from participation in the Event, for any reason whatsoever, must be communicated by registered letter with return receipt or PEC (certified email) addressed to the Organizing Secretariat at least 30 days before the start of the Event. {% if has_deposit %}In such case the Organizing Secretariat shall be entitled to retain, by way of penalty, a sum equal to {{ penale_percent }}% of the total amount of this contract (corresponding to the security deposit/down payment).{% else %}In such case the Organizing Secretariat shall be entitled to obtain, by way of penalty, a sum equal to {{ penale_percent }}% of the total amount of this contract, no later than 10 days from the date of cancellation.{% endif %} Should the withdrawal be received after the 30th day preceding the start of the Event, the Sponsor shall be required to pay the full consideration under this contract.</w:t>
+        <w:t>The Sponsor's withdrawal from participation in the event must be notified to the Organizing Secretariat by PEC or registered letter with return receipt; for the purposes of the terms, the date of receipt of the notice shall prevail. {% if has_deposit %}Should the total withdrawal be received at least 30 days before the start of the event, the Organizing Secretariat may withdraw and retain the confirmatory deposit, equal to {{ penale_percent }}% of the total amount including VAT, as agreed liquidation of damages pursuant to art. 1385, second paragraph, of the Italian Civil Code; any sums already paid in excess shall be refunded to the Sponsor.{% else %}Should the total withdrawal be received at least 30 days before the start of the event, the Organizing Secretariat shall be entitled to a sum, by way of penalty, equal to {{ penale_percent }}% of the total amount including VAT, no later than 10 days from the date of cancellation.{% endif %} Should the total withdrawal be received less than 30 days before the start of the event, the Organizing Secretariat may request, as a penalty pursuant to art. 1382 of the Italian Civil Code, an amount equal to 100% of the total amount including VAT, from which all sums already paid, including the confirmatory deposit, shall be deducted; the two cases are alternatives and shall not be cumulated. Requests to reduce the spaces or cancel individual services must be agreed in writing with the Organizing Secretariat; in the absence of a written agreement, the services and amounts agreed remain unchanged.</w:t>
       </w:r>
     </w:p>
     <w:p>

--- a/contracts/templates_pdf/template_domanda_ammissione_en.docx
+++ b/contracts/templates_pdf/template_domanda_ammissione_en.docx
@@ -52,7 +52,7 @@
       <w:r>
         <w:rPr>
           <w:b w:val="0"/>
-          <w:sz w:val="20"/>
+          <w:sz w:val="16"/>
         </w:rPr>
         <w:t>{%p if contract.customer_reference %}</w:t>
       </w:r>
@@ -64,14 +64,14 @@
       <w:r>
         <w:rPr>
           <w:b/>
-          <w:sz w:val="20"/>
+          <w:sz w:val="16"/>
         </w:rPr>
         <w:t xml:space="preserve">Your reference: </w:t>
       </w:r>
       <w:r>
         <w:rPr>
           <w:b w:val="0"/>
-          <w:sz w:val="20"/>
+          <w:sz w:val="16"/>
         </w:rPr>
         <w:t>{{ contract.customer_reference }}</w:t>
       </w:r>
@@ -83,7 +83,7 @@
       <w:r>
         <w:rPr>
           <w:b w:val="0"/>
-          <w:sz w:val="20"/>
+          <w:sz w:val="16"/>
         </w:rPr>
         <w:t>{%p endif %}</w:t>
       </w:r>
@@ -675,7 +675,7 @@
           <w:rFonts w:ascii="Arial" w:hAnsi="Arial" w:cs="Arial"/>
           <w:b/>
           <w:bCs/>
-          <w:sz w:val="20"/>
+          <w:sz w:val="16"/>
         </w:rPr>
         <w:t xml:space="preserve">Brief description of the products handled by the company</w:t>
       </w:r>
@@ -739,10 +739,10 @@
           <w:rFonts w:ascii="Arial" w:hAnsi="Arial" w:cs="Arial"/>
           <w:b/>
           <w:kern w:val="0"/>
-          <w:sz w:val="20"/>
-          <w:szCs w:val="20"/>
-        </w:rPr>
-        <w:t xml:space="preserve">Hereby applies for admission to participate in the event {{ event.name }} to be held in {{ event.location }}, at {{ event.venue_name|default(event.venue_address, true) }} on {{ event.start_date|format_date }} – {{ event.end_date|format_date }}.</w:t>
+          <w:sz w:val="16"/>
+          <w:szCs w:val="20"/>
+        </w:rPr>
+        <w:t>Hereby applies for admission to participate in the event {{ event.name }} to be held at {{ event.location }} on {{ event.start_date|format_date }} – {{ event.end_date|format_date }}.</w:t>
       </w:r>
     </w:p>
     <w:p>
@@ -763,7 +763,7 @@
         <w:rPr>
           <w:rFonts w:ascii="Arial" w:hAnsi="Arial" w:cs="Arial"/>
           <w:kern w:val="0"/>
-          <w:sz w:val="20"/>
+          <w:sz w:val="16"/>
           <w:szCs w:val="20"/>
         </w:rPr>
         <w:t xml:space="preserve">In connection with this application, the undersigned company undertakes to pay, to the Organizing Secretariat, </w:t>
@@ -787,7 +787,7 @@
         <w:rPr>
           <w:rFonts w:ascii="Arial" w:hAnsi="Arial" w:cs="Arial"/>
           <w:kern w:val="0"/>
-          <w:sz w:val="20"/>
+          <w:sz w:val="16"/>
           <w:szCs w:val="20"/>
         </w:rPr>
         <w:t xml:space="preserve">the fees relating to the following items expressly selected by the company:</w:t>
@@ -1485,7 +1485,7 @@
       <w:r>
         <w:rPr>
           <w:rFonts w:ascii="Arial" w:hAnsi="Arial"/>
-          <w:sz w:val="18"/>
+          <w:sz w:val="16"/>
         </w:rPr>
         <w:t xml:space="preserve">{%p if stand_notes %}</w:t>
       </w:r>
@@ -1494,7 +1494,7 @@
       <w:r>
         <w:rPr>
           <w:rFonts w:ascii="Arial" w:hAnsi="Arial"/>
-          <w:sz w:val="18"/>
+          <w:sz w:val="16"/>
           <w:b/>
         </w:rPr>
         <w:t xml:space="preserve">Exhibition space notes: </w:t>
@@ -1502,7 +1502,7 @@
       <w:r>
         <w:rPr>
           <w:rFonts w:ascii="Arial" w:hAnsi="Arial"/>
-          <w:sz w:val="18"/>
+          <w:sz w:val="16"/>
         </w:rPr>
         <w:t xml:space="preserve">{{ stand_notes }}</w:t>
       </w:r>
@@ -1511,7 +1511,7 @@
       <w:r>
         <w:rPr>
           <w:rFonts w:ascii="Arial" w:hAnsi="Arial"/>
-          <w:sz w:val="18"/>
+          <w:sz w:val="16"/>
         </w:rPr>
         <w:t xml:space="preserve">{%p endif %}</w:t>
       </w:r>
@@ -1548,7 +1548,7 @@
           <w:rFonts w:ascii="Arial" w:hAnsi="Arial" w:cs="Arial"/>
           <w:b/>
           <w:bCs/>
-          <w:sz w:val="20"/>
+          <w:sz w:val="16"/>
           <w:szCs w:val="20"/>
         </w:rPr>
         <w:t xml:space="preserve">PAYMENT:</w:t>
@@ -1556,7 +1556,7 @@
       <w:r>
         <w:rPr>
           <w:rFonts w:ascii="Arial" w:hAnsi="Arial" w:cs="Arial"/>
-          <w:sz w:val="20"/>
+          <w:sz w:val="16"/>
           <w:szCs w:val="20"/>
         </w:rPr>
         <w:t xml:space="preserve">Payment under this contract shall be made by bank transfer payable to:</w:t>
@@ -1578,7 +1578,7 @@
           <w:rFonts w:eastAsia="Calibri" w:cstheme="minorHAnsi" w:ascii="Arial" w:hAnsi="Arial" w:cs="Arial"/>
           <w:b/>
           <w:bCs/>
-          <w:sz w:val="20"/>
+          <w:sz w:val="16"/>
           <w:szCs w:val="20"/>
         </w:rPr>
         <w:t xml:space="preserve">BENEFICIARY</w:t>
@@ -1586,7 +1586,7 @@
       <w:r>
         <w:rPr>
           <w:rFonts w:eastAsia="Calibri" w:cstheme="minorHAnsi" w:ascii="Arial" w:hAnsi="Arial" w:cs="Arial"/>
-          <w:sz w:val="20"/>
+          <w:sz w:val="16"/>
           <w:szCs w:val="20"/>
         </w:rPr>
         <w:t xml:space="preserve">: {{ beneficiario }} </w:t>
@@ -1608,7 +1608,7 @@
           <w:rFonts w:eastAsia="Calibri" w:cstheme="minorHAnsi" w:ascii="Arial" w:hAnsi="Arial" w:cs="Arial"/>
           <w:b/>
           <w:bCs/>
-          <w:sz w:val="20"/>
+          <w:sz w:val="16"/>
           <w:szCs w:val="20"/>
         </w:rPr>
         <w:t xml:space="preserve">BANK</w:t>
@@ -1616,7 +1616,7 @@
       <w:r>
         <w:rPr>
           <w:rFonts w:eastAsia="Calibri" w:cstheme="minorHAnsi" w:ascii="Arial" w:hAnsi="Arial" w:cs="Arial"/>
-          <w:sz w:val="20"/>
+          <w:sz w:val="16"/>
           <w:szCs w:val="20"/>
         </w:rPr>
         <w:t xml:space="preserve">: INTESA SAN PAOLO - Via Marconi 51 Branch, Bologna </w:t>
@@ -1636,7 +1636,7 @@
           <w:rFonts w:ascii="Arial" w:hAnsi="Arial" w:cs="Arial"/>
           <w:b/>
           <w:bCs/>
-          <w:sz w:val="20"/>
+          <w:sz w:val="16"/>
           <w:szCs w:val="20"/>
         </w:rPr>
         <w:t xml:space="preserve">IBAN:</w:t>
@@ -1644,7 +1644,7 @@
       <w:r>
         <w:rPr>
           <w:rFonts w:ascii="Arial" w:hAnsi="Arial" w:cs="Arial"/>
-          <w:sz w:val="20"/>
+          <w:sz w:val="16"/>
           <w:szCs w:val="20"/>
         </w:rPr>
         <w:t xml:space="preserve"> IT37 A030 6902 5201 0000 0011 856 </w:t>
@@ -1652,7 +1652,7 @@
       <w:r>
         <w:rPr>
           <w:rFonts w:ascii="Arial" w:hAnsi="Arial" w:cs="Arial"/>
-          <w:sz w:val="20"/>
+          <w:sz w:val="16"/>
           <w:szCs w:val="20"/>
         </w:rPr>
         <w:t xml:space="preserve"/>
@@ -1660,7 +1660,7 @@
       <w:r>
         <w:rPr>
           <w:rFonts w:eastAsia="Calibri" w:cstheme="minorHAnsi" w:ascii="Arial" w:hAnsi="Arial" w:cs="Arial"/>
-          <w:sz w:val="20"/>
+          <w:sz w:val="16"/>
           <w:szCs w:val="20"/>
         </w:rPr>
         <w:t xml:space="preserve">| BIC: BCITITMM</w:t>
@@ -1668,7 +1668,7 @@
       <w:r>
         <w:rPr>
           <w:rFonts w:ascii="Arial" w:hAnsi="Arial" w:cs="Arial"/>
-          <w:sz w:val="20"/>
+          <w:sz w:val="16"/>
           <w:szCs w:val="20"/>
         </w:rPr>
         <w:br/>
@@ -1678,7 +1678,7 @@
           <w:rFonts w:ascii="Arial" w:hAnsi="Arial" w:cs="Arial"/>
           <w:b/>
           <w:bCs/>
-          <w:sz w:val="20"/>
+          <w:sz w:val="16"/>
           <w:szCs w:val="20"/>
         </w:rPr>
         <w:t xml:space="preserve">PAYMENT REFERENCE:</w:t>
@@ -1687,7 +1687,7 @@
         <w:rPr>
           <w:rFonts w:ascii="Arial" w:hAnsi="Arial" w:cs="Arial"/>
           <w:b/>
-          <w:sz w:val="20"/>
+          <w:sz w:val="16"/>
           <w:szCs w:val="20"/>
         </w:rPr>
         <w:t xml:space="preserve"> Participation in {{ event.name }}, {{ event.location }}, </w:t>
@@ -1698,7 +1698,7 @@
           <w:b/>
           <w:bCs/>
           <w:noProof/>
-          <w:sz w:val="20"/>
+          <w:sz w:val="16"/>
           <w:szCs w:val="20"/>
         </w:rPr>
         <w:t xml:space="preserve">{{ sponsor.legal_name }}</w:t>
@@ -1706,7 +1706,7 @@
       <w:r>
         <w:rPr>
           <w:rFonts w:ascii="Arial" w:hAnsi="Arial" w:cs="Arial"/>
-          <w:sz w:val="20"/>
+          <w:sz w:val="16"/>
           <w:szCs w:val="20"/>
         </w:rPr>
         <w:t xml:space="preserve"> </w:t>
@@ -1715,7 +1715,7 @@
         <w:rPr>
           <w:rFonts w:ascii="Arial" w:hAnsi="Arial" w:cs="Arial"/>
           <w:noProof/>
-          <w:sz w:val="20"/>
+          <w:sz w:val="16"/>
           <w:szCs w:val="20"/>
         </w:rPr>
         <w:t xml:space="preserve">(Specify whether security deposit or balance)</w:t>
@@ -1737,7 +1737,7 @@
           <w:b/>
           <w:bCs/>
           <w:noProof/>
-          <w:sz w:val="20"/>
+          <w:sz w:val="16"/>
           <w:szCs w:val="20"/>
         </w:rPr>
         <w:t xml:space="preserve">{% if has_deposit %}SECURITY DEPOSIT: €</w:t>
@@ -1747,7 +1747,7 @@
           <w:rFonts w:ascii="Arial" w:hAnsi="Arial" w:cs="Arial"/>
           <w:b/>
           <w:bCs/>
-          <w:sz w:val="20"/>
+          <w:sz w:val="16"/>
           <w:szCs w:val="20"/>
         </w:rPr>
         <w:t xml:space="preserve"> </w:t>
@@ -1759,7 +1759,7 @@
           <w:bCs/>
           <w:noProof/>
           <w:color w:val="538135" w:themeColor="accent6" w:themeShade="BF"/>
-          <w:sz w:val="20"/>
+          <w:sz w:val="16"/>
           <w:szCs w:val="20"/>
         </w:rPr>
         <w:t xml:space="preserve">{{ contract.deposit_amount|format_currency }}</w:t>
@@ -1767,7 +1767,7 @@
       <w:r>
         <w:rPr>
           <w:rFonts w:ascii="Arial" w:hAnsi="Arial" w:cs="Arial"/>
-          <w:sz w:val="20"/>
+          <w:sz w:val="16"/>
           <w:szCs w:val="20"/>
         </w:rPr>
         <w:t xml:space="preserve"> </w:t>
@@ -1777,7 +1777,7 @@
           <w:rFonts w:ascii="Arial" w:hAnsi="Arial" w:cs="Arial"/>
           <w:b/>
           <w:noProof/>
-          <w:sz w:val="20"/>
+          <w:sz w:val="16"/>
           <w:szCs w:val="20"/>
         </w:rPr>
         <w:t xml:space="preserve">(equal to {{ deposit_percent }}% of the total) to be sent together with this application for participation</w:t>
@@ -1785,7 +1785,7 @@
       <w:r>
         <w:rPr>
           <w:rFonts w:ascii="Arial" w:hAnsi="Arial" w:cs="Arial"/>
-          <w:sz w:val="20"/>
+          <w:sz w:val="16"/>
           <w:szCs w:val="20"/>
         </w:rPr>
         <w:br/>
@@ -1796,7 +1796,7 @@
           <w:b/>
           <w:bCs/>
           <w:noProof/>
-          <w:sz w:val="20"/>
+          <w:sz w:val="16"/>
           <w:szCs w:val="20"/>
         </w:rPr>
         <w:t>{% endif %}</w:t>
@@ -1807,7 +1807,7 @@
           <w:b/>
           <w:bCs/>
           <w:color w:val="538135" w:themeColor="accent6" w:themeShade="BF"/>
-          <w:sz w:val="20"/>
+          <w:sz w:val="16"/>
           <w:szCs w:val="20"/>
         </w:rPr>
       </w:r>
@@ -1818,7 +1818,7 @@
           <w:bCs/>
           <w:noProof/>
           <w:color w:val="538135" w:themeColor="accent6" w:themeShade="BF"/>
-          <w:sz w:val="20"/>
+          <w:sz w:val="16"/>
           <w:szCs w:val="20"/>
         </w:rPr>
       </w:r>
@@ -1827,7 +1827,7 @@
           <w:rFonts w:ascii="Arial" w:hAnsi="Arial" w:cs="Arial"/>
           <w:b/>
           <w:bCs/>
-          <w:sz w:val="20"/>
+          <w:sz w:val="16"/>
           <w:szCs w:val="20"/>
         </w:rPr>
       </w:r>
@@ -1836,7 +1836,7 @@
           <w:rFonts w:ascii="Arial" w:hAnsi="Arial" w:cs="Arial"/>
           <w:b/>
           <w:noProof/>
-          <w:sz w:val="20"/>
+          <w:sz w:val="16"/>
           <w:szCs w:val="20"/>
         </w:rPr>
         <w:t>{{ contract.payment_clause_text }}</w:t>
@@ -1846,7 +1846,7 @@
       <w:r>
         <w:rPr>
           <w:rFonts w:ascii="Arial" w:hAnsi="Arial" w:cs="Arial"/>
-          <w:sz w:val="20"/>
+          <w:sz w:val="16"/>
         </w:rPr>
         <w:t xml:space="preserve">{%p if has_deposit %}</w:t>
       </w:r>
@@ -1868,7 +1868,7 @@
           <w:b/>
           <w:bCs/>
           <w:noProof/>
-          <w:sz w:val="20"/>
+          <w:sz w:val="16"/>
           <w:szCs w:val="20"/>
         </w:rPr>
         <w:t xml:space="preserve">ATTENTION</w:t>
@@ -1877,7 +1877,7 @@
         <w:rPr>
           <w:rFonts w:ascii="Arial" w:hAnsi="Arial" w:cs="Arial"/>
           <w:noProof/>
-          <w:sz w:val="20"/>
+          <w:sz w:val="16"/>
           <w:szCs w:val="20"/>
         </w:rPr>
         <w:t>: Should the balance amount not be received by the set date, we shall consider ourselves free to assign the reserved space and services to others, without any possibility of recourse by the Sponsor.</w:t>
@@ -1887,7 +1887,7 @@
       <w:r>
         <w:rPr>
           <w:rFonts w:ascii="Arial" w:hAnsi="Arial" w:cs="Arial"/>
-          <w:sz w:val="20"/>
+          <w:sz w:val="16"/>
         </w:rPr>
         <w:t xml:space="preserve">{%p endif %}</w:t>
       </w:r>
@@ -1907,7 +1907,7 @@
         <w:rPr>
           <w:rFonts w:ascii="Arial" w:hAnsi="Arial" w:cs="Arial"/>
           <w:b/>
-          <w:sz w:val="20"/>
+          <w:sz w:val="16"/>
         </w:rPr>
         <w:t xml:space="preserve">CANCELLATION TERMS</w:t>
       </w:r>
@@ -1927,7 +1927,7 @@
         <w:rPr>
           <w:rFonts w:ascii="Arial" w:hAnsi="Arial" w:cs="Arial"/>
           <w:b w:val="0"/>
-          <w:sz w:val="20"/>
+          <w:sz w:val="16"/>
         </w:rPr>
         <w:t>The Sponsor's withdrawal from participation in the event must be notified to the Organizing Secretariat by PEC or registered letter with return receipt; for the purposes of the terms, the date of receipt of the notice shall prevail. {% if has_deposit %}Should the total withdrawal be received at least 30 days before the start of the event, the Organizing Secretariat may withdraw and retain the confirmatory deposit, equal to {{ penale_percent }}% of the total amount including VAT, as agreed liquidation of damages pursuant to art. 1385, second paragraph, of the Italian Civil Code; any sums already paid in excess shall be refunded to the Sponsor.{% else %}Should the total withdrawal be received at least 30 days before the start of the event, the Organizing Secretariat shall be entitled to a sum, by way of penalty, equal to {{ penale_percent }}% of the total amount including VAT, no later than 10 days from the date of cancellation.{% endif %} Should the total withdrawal be received less than 30 days before the start of the event, the Organizing Secretariat may request, as a penalty pursuant to art. 1382 of the Italian Civil Code, an amount equal to 100% of the total amount including VAT, from which all sums already paid, including the confirmatory deposit, shall be deducted; the two cases are alternatives and shall not be cumulated. Requests to reduce the spaces or cancel individual services must be agreed in writing with the Organizing Secretariat; in the absence of a written agreement, the services and amounts agreed remain unchanged.</w:t>
       </w:r>
@@ -1960,7 +1960,7 @@
         <w:rPr>
           <w:rFonts w:ascii="Arial" w:hAnsi="Arial" w:cs="Arial"/>
           <w:b w:val="0"/>
-          <w:sz w:val="20"/>
+          <w:sz w:val="16"/>
         </w:rPr>
         <w:t xml:space="preserve">Bologna, {{ contract.signed_date|format_date|default('___________', true) }}</w:t>
       </w:r>
@@ -1976,7 +1976,7 @@
         <w:rPr>
           <w:rFonts w:ascii="Arial" w:hAnsi="Arial" w:cs="Arial"/>
           <w:b/>
-          <w:sz w:val="20"/>
+          <w:sz w:val="16"/>
         </w:rPr>
         <w:t xml:space="preserve">{{ sponsor.legal_name }}</w:t>
       </w:r>
@@ -1999,7 +1999,7 @@
         <w:rPr>
           <w:rFonts w:ascii="Arial" w:hAnsi="Arial" w:cs="Arial"/>
           <w:b/>
-          <w:sz w:val="20"/>
+          <w:sz w:val="16"/>
         </w:rPr>
         <w:t xml:space="preserve">{{ signer.full_name }}</w:t>
       </w:r>

--- a/contracts/templates_pdf/template_domanda_ammissione_en.docx
+++ b/contracts/templates_pdf/template_domanda_ammissione_en.docx
@@ -742,7 +742,7 @@
           <w:sz w:val="16"/>
           <w:szCs w:val="20"/>
         </w:rPr>
-        <w:t>Hereby applies for admission to participate in the event {{ event.name }} to be held at {{ event.location }} on {{ event.start_date|format_date }} – {{ event.end_date|format_date }}.</w:t>
+        <w:t>Hereby applies for admission to participate in the event {{ event.name }} to be held at {{ event.location }} from {{ event.start_date|format_date }} to {{ event.end_date|format_date }}.</w:t>
       </w:r>
     </w:p>
     <w:p>
@@ -1718,7 +1718,7 @@
           <w:sz w:val="16"/>
           <w:szCs w:val="20"/>
         </w:rPr>
-        <w:t xml:space="preserve">(Specify whether security deposit or balance)</w:t>
+        <w:t>(specify whether confirmatory deposit or balance)</w:t>
       </w:r>
     </w:p>
     <w:p>
@@ -1740,7 +1740,7 @@
           <w:sz w:val="16"/>
           <w:szCs w:val="20"/>
         </w:rPr>
-        <w:t xml:space="preserve">{% if has_deposit %}SECURITY DEPOSIT: €</w:t>
+        <w:t>{% if has_deposit %}CONFIRMATORY DEPOSIT: €</w:t>
       </w:r>
       <w:r>
         <w:rPr>

--- a/contracts/templates_pdf/template_domanda_ammissione_en.docx
+++ b/contracts/templates_pdf/template_domanda_ammissione_en.docx
@@ -1929,7 +1929,7 @@
           <w:b w:val="0"/>
           <w:sz w:val="16"/>
         </w:rPr>
-        <w:t>The Sponsor's withdrawal from participation in the event must be notified to the Organizing Secretariat by PEC or registered letter with return receipt; for the purposes of the terms, the date of receipt of the notice shall prevail. {% if has_deposit %}Should the total withdrawal be received at least 30 days before the start of the event, the Organizing Secretariat may withdraw and retain the confirmatory deposit, equal to {{ penale_percent }}% of the total amount including VAT, as agreed liquidation of damages pursuant to art. 1385, second paragraph, of the Italian Civil Code; any sums already paid in excess shall be refunded to the Sponsor.{% else %}Should the total withdrawal be received at least 30 days before the start of the event, the Organizing Secretariat shall be entitled to a sum, by way of penalty, equal to {{ penale_percent }}% of the total amount including VAT, no later than 10 days from the date of cancellation.{% endif %} Should the total withdrawal be received less than 30 days before the start of the event, the Organizing Secretariat may request, as a penalty pursuant to art. 1382 of the Italian Civil Code, an amount equal to 100% of the total amount including VAT, from which all sums already paid, including the confirmatory deposit, shall be deducted; the two cases are alternatives and shall not be cumulated. Requests to reduce the spaces or cancel individual services must be agreed in writing with the Organizing Secretariat; in the absence of a written agreement, the services and amounts agreed remain unchanged.</w:t>
+        <w:t>The Sponsor's withdrawal from participation in the event must be notified to the Organizing Secretariat by PEC or registered letter with return receipt; for the purposes of the terms, the date of receipt of the notice shall prevail. {% if has_deposit %}Should the total withdrawal be received at least 30 days before the start of the event, the Organizing Secretariat may withdraw and retain the confirmatory deposit, equal to {{ penale_percent }}% of the total amount including VAT, as compensation for damages pursuant to art. 1385, second paragraph, of the Italian Civil Code; any sums already paid in excess shall be refunded to the Sponsor.{% else %}Should the total withdrawal be received at least 30 days before the start of the event, the Organizing Secretariat shall be entitled to a sum, by way of penalty, equal to {{ penale_percent }}% of the total amount including VAT, no later than 10 days from the date of cancellation.{% endif %} Should the total withdrawal be received less than 30 days before the start of the event, the Organizing Secretariat may request, as a penalty pursuant to art. 1382 of the Italian Civil Code, an amount equal to 100% of the total amount including VAT, retaining the sums already paid by the Sponsor and charging the further amount due up to the total cost of participation. Requests to reduce the spaces or cancel individual services must be agreed in writing with the Organizing Secretariat; in the absence of a written agreement, the services and amounts agreed remain unchanged.</w:t>
       </w:r>
     </w:p>
     <w:p>

--- a/contracts/templates_pdf/template_domanda_ammissione_en.docx
+++ b/contracts/templates_pdf/template_domanda_ammissione_en.docx
@@ -1929,7 +1929,7 @@
           <w:b w:val="0"/>
           <w:sz w:val="16"/>
         </w:rPr>
-        <w:t>The Sponsor's withdrawal from participation in the event must be notified to the Organizing Secretariat by PEC or registered letter with return receipt; for the purposes of the terms, the date of receipt of the notice shall prevail. {% if has_deposit %}Should the total withdrawal be received at least 30 days before the start of the event, the Organizing Secretariat may withdraw and retain the confirmatory deposit, equal to {{ penale_percent }}% of the total amount including VAT, as compensation for damages pursuant to art. 1385, second paragraph, of the Italian Civil Code; any sums already paid in excess shall be refunded to the Sponsor.{% else %}Should the total withdrawal be received at least 30 days before the start of the event, the Organizing Secretariat shall be entitled to a sum, by way of penalty, equal to {{ penale_percent }}% of the total amount including VAT, no later than 10 days from the date of cancellation.{% endif %} Should the total withdrawal be received less than 30 days before the start of the event, the Organizing Secretariat may request, as a penalty pursuant to art. 1382 of the Italian Civil Code, an amount equal to 100% of the total amount including VAT, retaining the sums already paid by the Sponsor and charging the further amount due up to the total cost of participation. Requests to reduce the spaces or cancel individual services must be agreed in writing with the Organizing Secretariat; in the absence of a written agreement, the services and amounts agreed remain unchanged.</w:t>
+        <w:t>{% if as_allegato %}For the terms of cancellation, withdrawal and/or modification, reference is made to art. 3 of the Sponsorship Agreement, of which this Admission Request constitutes Annex 1.{% else %}The Sponsor's withdrawal from participation in the event must be notified to the Organizing Secretariat by PEC or registered letter with return receipt; for the purposes of the terms, the date of receipt of the notice shall prevail. {% if has_deposit %}Should the total withdrawal be received at least 30 days before the start of the event, the Organizing Secretariat may withdraw and retain the confirmatory deposit, equal to {{ penale_percent }}% of the total amount including VAT, as compensation for damages pursuant to art. 1385, second paragraph, of the Italian Civil Code; any sums already paid in excess shall be refunded to the Sponsor.{% else %}Should the total withdrawal be received at least 30 days before the start of the event, the Organizing Secretariat shall be entitled to a sum, by way of penalty, equal to {{ penale_percent }}% of the total amount including VAT, no later than 10 days from the date of cancellation.{% endif %} Should the total withdrawal be received less than 30 days before the start of the event, the Organizing Secretariat may request, as a penalty pursuant to art. 1382 of the Italian Civil Code, an amount equal to 100% of the total amount including VAT, retaining the sums already paid by the Sponsor and charging the further amount due up to the total cost of participation. Requests to reduce the spaces or cancel individual services must be agreed in writing with the Organizing Secretariat; in the absence of a written agreement, the services and amounts agreed remain unchanged.{% endif %}</w:t>
       </w:r>
     </w:p>
     <w:p>
